--- a/materialien/Welt6_Zeitmaschine/5_Loesungen/KR_W6_Akte1_Fallenjagd_LSG.docx
+++ b/materialien/Welt6_Zeitmaschine/5_Loesungen/KR_W6_Akte1_Fallenjagd_LSG.docx
@@ -369,7 +369,7 @@
               <w:rPr>
                 <w:rFonts w:ascii="Georgia" w:hAnsi="Georgia" w:cs="Georgia" w:eastAsia="Georgia"/>
                 <w:b/>
-                <w:color w:val="8A5F1A"/>
+                <w:color w:val="14213D"/>
                 <w:spacing w:val="16"/>
                 <w:sz w:val="21"/>
               </w:rPr>
@@ -1659,7 +1659,7 @@
             <w:r>
               <w:rPr>
                 <w:rFonts w:ascii="Calibri" w:hAnsi="Calibri" w:cs="Calibri" w:eastAsia="Calibri"/>
-                <w:color w:val="B07D2B"/>
+                <w:color w:val="8A5F1A"/>
                 <w:sz w:val="20"/>
               </w:rPr>
               <w:t xml:space="preserve">  ★</w:t>
@@ -3603,7 +3603,7 @@
             <w:r>
               <w:rPr>
                 <w:rFonts w:ascii="Calibri" w:hAnsi="Calibri" w:cs="Calibri" w:eastAsia="Calibri"/>
-                <w:color w:val="B07D2B"/>
+                <w:color w:val="8A5F1A"/>
                 <w:sz w:val="20"/>
               </w:rPr>
               <w:t xml:space="preserve">  ★★</w:t>
@@ -4816,7 +4816,7 @@
             <w:r>
               <w:rPr>
                 <w:rFonts w:ascii="Calibri" w:hAnsi="Calibri" w:cs="Calibri" w:eastAsia="Calibri"/>
-                <w:color w:val="B07D2B"/>
+                <w:color w:val="8A5F1A"/>
                 <w:sz w:val="20"/>
               </w:rPr>
               <w:t xml:space="preserve">  ★★</w:t>
@@ -5314,7 +5314,7 @@
             <w:r>
               <w:rPr>
                 <w:rFonts w:ascii="Calibri" w:hAnsi="Calibri" w:cs="Calibri" w:eastAsia="Calibri"/>
-                <w:color w:val="B07D2B"/>
+                <w:color w:val="8A5F1A"/>
                 <w:sz w:val="20"/>
               </w:rPr>
               <w:t xml:space="preserve">  ★★</w:t>
@@ -5860,7 +5860,7 @@
             <w:r>
               <w:rPr>
                 <w:rFonts w:ascii="Calibri" w:hAnsi="Calibri" w:cs="Calibri" w:eastAsia="Calibri"/>
-                <w:color w:val="B07D2B"/>
+                <w:color w:val="8A5F1A"/>
                 <w:sz w:val="20"/>
               </w:rPr>
               <w:t xml:space="preserve">  ★★★</w:t>
@@ -6947,7 +6947,7 @@
               <w:rPr>
                 <w:rFonts w:ascii="Georgia" w:hAnsi="Georgia" w:cs="Georgia" w:eastAsia="Georgia"/>
                 <w:b/>
-                <w:color w:val="8A5F1A"/>
+                <w:color w:val="14213D"/>
                 <w:spacing w:val="16"/>
                 <w:sz w:val="21"/>
               </w:rPr>

--- a/materialien/Welt6_Zeitmaschine/5_Loesungen/KR_W6_Akte1_Fallenjagd_LSG.docx
+++ b/materialien/Welt6_Zeitmaschine/5_Loesungen/KR_W6_Akte1_Fallenjagd_LSG.docx
@@ -5431,7 +5431,7 @@
           <w:color w:val="1B1B1F"/>
           <w:sz w:val="22"/>
         </w:rPr>
-        <w:t xml:space="preserve"> für 10 Personen die Schlüsselanzahl symmetrisch und asymmetrisch.</w:t>
+        <w:t xml:space="preserve"> für 28 Personen die Schlüsselanzahl symmetrisch und asymmetrisch.</w:t>
       </w:r>
     </w:p>
     <w:p>
@@ -5460,7 +5460,7 @@
           <w:color w:val="1B1B1F"/>
           <w:sz w:val="22"/>
         </w:rPr>
-        <w:t xml:space="preserve">Ein Text wird mit Vigenère zuerst mit AB, dann mit BA verschlüsselt. </w:t>
+        <w:t xml:space="preserve">Ein Text wird mit Vigenère zuerst mit AB, dann mit AC verschlüsselt. </w:t>
       </w:r>
       <w:r>
         <w:rPr>
@@ -5672,7 +5672,7 @@
                 <w:color w:val="1F4E8C"/>
                 <w:sz w:val="22"/>
               </w:rPr>
-              <w:t xml:space="preserve">b) symmetrisch 10 · 9 / 2 = </w:t>
+              <w:t xml:space="preserve">b) symmetrisch 28 · 27 / 2 = </w:t>
             </w:r>
             <w:r>
               <w:rPr>
@@ -5682,7 +5682,7 @@
                 <w:color w:val="1F4E8C"/>
                 <w:sz w:val="22"/>
               </w:rPr>
-              <w:t>45</w:t>
+              <w:t>378</w:t>
             </w:r>
             <w:r>
               <w:rPr>
@@ -5692,7 +5692,7 @@
                 <w:color w:val="1F4E8C"/>
                 <w:sz w:val="22"/>
               </w:rPr>
-              <w:t xml:space="preserve">, asymmetrisch 2 · 10 = </w:t>
+              <w:t xml:space="preserve">, asymmetrisch 2 · 28 = </w:t>
             </w:r>
             <w:r>
               <w:rPr>
@@ -5702,7 +5702,7 @@
                 <w:color w:val="1F4E8C"/>
                 <w:sz w:val="22"/>
               </w:rPr>
-              <w:t>20</w:t>
+              <w:t>56</w:t>
             </w:r>
             <w:r>
               <w:rPr>
@@ -5727,7 +5727,7 @@
                 <w:color w:val="1F4E8C"/>
                 <w:sz w:val="22"/>
               </w:rPr>
-              <w:t xml:space="preserve">c) Die Schlüssel addieren sich stellenweise: A + B = B, B + A = B → Vigenère mit BB = </w:t>
+              <w:t xml:space="preserve">c) Die Schlüssel addieren sich stellenweise: A + A = A, B + C = D → </w:t>
             </w:r>
             <w:r>
               <w:rPr>
@@ -5737,7 +5737,7 @@
                 <w:color w:val="1F4E8C"/>
                 <w:sz w:val="22"/>
               </w:rPr>
-              <w:t>Caesar mit Verschiebung 1</w:t>
+              <w:t>Vigenère mit dem Schlüsselwort AD</w:t>
             </w:r>
             <w:r>
               <w:rPr>
@@ -5747,7 +5747,7 @@
                 <w:color w:val="1F4E8C"/>
                 <w:sz w:val="22"/>
               </w:rPr>
-              <w:t xml:space="preserve"> (P8).</w:t>
+              <w:t xml:space="preserve"> (Verschiebungen 0 und 3; kein Gewinn an Sicherheit, P8).</w:t>
             </w:r>
           </w:p>
           <w:p>
@@ -6681,27 +6681,7 @@
                       <w:color w:val="1F4E8C"/>
                       <w:sz w:val="22"/>
                     </w:rPr>
-                    <w:t xml:space="preserve"> ergibt in beiden Reihenfolgen </w:t>
-                  </w:r>
-                  <w:r>
-                    <w:rPr>
-                      <w:rFonts w:ascii="Consolas" w:hAnsi="Consolas" w:cs="Consolas" w:eastAsia="Consolas"/>
-                      <w:b w:val="0"/>
-                      <w:i w:val="0"/>
-                      <w:color w:val="1F4E8C"/>
-                      <w:sz w:val="22"/>
-                    </w:rPr>
-                    <w:t>XNUXTXKL</w:t>
-                  </w:r>
-                  <w:r>
-                    <w:rPr>
-                      <w:rFonts w:ascii="Calibri" w:hAnsi="Calibri" w:cs="Calibri" w:eastAsia="Calibri"/>
-                      <w:b w:val="0"/>
-                      <w:i w:val="0"/>
-                      <w:color w:val="1F4E8C"/>
-                      <w:sz w:val="22"/>
-                    </w:rPr>
-                    <w:t xml:space="preserve"> (1).</w:t>
+                    <w:t xml:space="preserve"> ergibt in beiden Reihenfolgen denselben Geheimtext wie in a) (1).</w:t>
                   </w:r>
                 </w:p>
               </w:tc>
